--- a/projets/projet 13/Autre/etape1/rapport_besoins.docx
+++ b/projets/projet 13/Autre/etape1/rapport_besoins.docx
@@ -57,7 +57,31 @@
           <w:sz w:val="34"/>
           <w:szCs w:val="34"/>
         </w:rPr>
-        <w:t>Client : Aéroworld Corporation</w:t>
+        <w:t xml:space="preserve">Client : </w:t>
+      </w:r>
+      <w:proofErr w:type="spellStart"/>
+      <w:r>
+        <w:rPr>
+          <w:rFonts w:ascii="Arial" w:eastAsia="Arial" w:hAnsi="Arial" w:cs="Arial"/>
+          <w:b/>
+          <w:bCs/>
+          <w:color w:val="2E75B6"/>
+          <w:sz w:val="34"/>
+          <w:szCs w:val="34"/>
+        </w:rPr>
+        <w:t>Aéroworld</w:t>
+      </w:r>
+      <w:proofErr w:type="spellEnd"/>
+      <w:r>
+        <w:rPr>
+          <w:rFonts w:ascii="Arial" w:eastAsia="Arial" w:hAnsi="Arial" w:cs="Arial"/>
+          <w:b/>
+          <w:bCs/>
+          <w:color w:val="2E75B6"/>
+          <w:sz w:val="34"/>
+          <w:szCs w:val="34"/>
+        </w:rPr>
+        <w:t xml:space="preserve"> Corporation</w:t>
       </w:r>
     </w:p>
     <w:p>
@@ -90,8 +114,19 @@
           <w:sz w:val="24"/>
           <w:szCs w:val="24"/>
         </w:rPr>
-        <w:t>Recrutement Chef de Projet Data Analyst</w:t>
-      </w:r>
+        <w:t xml:space="preserve">Recrutement Chef de Projet Data </w:t>
+      </w:r>
+      <w:proofErr w:type="spellStart"/>
+      <w:r>
+        <w:rPr>
+          <w:rFonts w:ascii="Arial" w:eastAsia="Arial" w:hAnsi="Arial" w:cs="Arial"/>
+          <w:color w:val="555555"/>
+          <w:sz w:val="24"/>
+          <w:szCs w:val="24"/>
+        </w:rPr>
+        <w:t>Analyst</w:t>
+      </w:r>
+      <w:proofErr w:type="spellEnd"/>
     </w:p>
     <w:p>
       <w:pPr>
@@ -106,13 +141,23 @@
         </w:rPr>
         <w:t xml:space="preserve">Rédigé par : </w:t>
       </w:r>
-      <w:r>
-        <w:rPr>
-          <w:rFonts w:ascii="Arial" w:eastAsia="Arial" w:hAnsi="Arial" w:cs="Arial"/>
-          <w:sz w:val="22"/>
-          <w:szCs w:val="22"/>
-        </w:rPr>
-        <w:t>Nzeutom Lucien</w:t>
+      <w:proofErr w:type="spellStart"/>
+      <w:r>
+        <w:rPr>
+          <w:rFonts w:ascii="Arial" w:eastAsia="Arial" w:hAnsi="Arial" w:cs="Arial"/>
+          <w:sz w:val="22"/>
+          <w:szCs w:val="22"/>
+        </w:rPr>
+        <w:t>Nzeutom</w:t>
+      </w:r>
+      <w:proofErr w:type="spellEnd"/>
+      <w:r>
+        <w:rPr>
+          <w:rFonts w:ascii="Arial" w:eastAsia="Arial" w:hAnsi="Arial" w:cs="Arial"/>
+          <w:sz w:val="22"/>
+          <w:szCs w:val="22"/>
+        </w:rPr>
+        <w:t xml:space="preserve"> Lucien</w:t>
       </w:r>
     </w:p>
     <w:p>
@@ -125,7 +170,7 @@
           <w:sz w:val="22"/>
           <w:szCs w:val="22"/>
         </w:rPr>
-        <w:t>Février 2026</w:t>
+        <w:t>2026</w:t>
       </w:r>
     </w:p>
     <w:p>
@@ -158,13 +203,23 @@
         <w:spacing w:after="120"/>
         <w:jc w:val="both"/>
       </w:pPr>
-      <w:r>
-        <w:rPr>
-          <w:rFonts w:ascii="Arial" w:eastAsia="Arial" w:hAnsi="Arial" w:cs="Arial"/>
-          <w:sz w:val="22"/>
-          <w:szCs w:val="22"/>
-        </w:rPr>
-        <w:t>Aéroworld est un leader mondial de l'industrie aéronautique, fondée il y a plus de 50 ans en France. Présente dans de nombreux pays, l'entreprise emploie des milliers de collaborateurs et couvre l'ensemble du cycle de vie des aéronefs : conception, développement, fabrication et maintenance d'avions commerciaux, de transport et d'hélicoptères.</w:t>
+      <w:proofErr w:type="spellStart"/>
+      <w:r>
+        <w:rPr>
+          <w:rFonts w:ascii="Arial" w:eastAsia="Arial" w:hAnsi="Arial" w:cs="Arial"/>
+          <w:sz w:val="22"/>
+          <w:szCs w:val="22"/>
+        </w:rPr>
+        <w:t>Aéroworld</w:t>
+      </w:r>
+      <w:proofErr w:type="spellEnd"/>
+      <w:r>
+        <w:rPr>
+          <w:rFonts w:ascii="Arial" w:eastAsia="Arial" w:hAnsi="Arial" w:cs="Arial"/>
+          <w:sz w:val="22"/>
+          <w:szCs w:val="22"/>
+        </w:rPr>
+        <w:t xml:space="preserve"> est un leader mondial de l'industrie aéronautique, fondée il y a plus de 50 ans en France. Présente dans de nombreux pays, l'entreprise emploie des milliers de collaborateurs et couvre l'ensemble du cycle de vie des aéronefs : conception, développement, fabrication et maintenance d'avions commerciaux, de transport et d'hélicoptères.</w:t>
       </w:r>
     </w:p>
     <w:p>
@@ -178,7 +233,25 @@
           <w:sz w:val="22"/>
           <w:szCs w:val="22"/>
         </w:rPr>
-        <w:t>Dans le cadre de son développement stratégique, Aéroworld fait face à une problématique croissante de gestion de la data à grande échelle. Elle génère quotidiennement des volumes massifs de données issues de sources hétérogènes : capteurs embarqués, opérations en temps réel, systèmes de maintenance, données clients, essais en vol. La transformation de ces données en informations stratégiques exploitables constitue un enjeu majeur de compétitivité.</w:t>
+        <w:t xml:space="preserve">Dans le cadre de son développement stratégique, </w:t>
+      </w:r>
+      <w:proofErr w:type="spellStart"/>
+      <w:r>
+        <w:rPr>
+          <w:rFonts w:ascii="Arial" w:eastAsia="Arial" w:hAnsi="Arial" w:cs="Arial"/>
+          <w:sz w:val="22"/>
+          <w:szCs w:val="22"/>
+        </w:rPr>
+        <w:t>Aéroworld</w:t>
+      </w:r>
+      <w:proofErr w:type="spellEnd"/>
+      <w:r>
+        <w:rPr>
+          <w:rFonts w:ascii="Arial" w:eastAsia="Arial" w:hAnsi="Arial" w:cs="Arial"/>
+          <w:sz w:val="22"/>
+          <w:szCs w:val="22"/>
+        </w:rPr>
+        <w:t xml:space="preserve"> fait face à une problématique croissante de gestion de la data à grande échelle. Elle génère quotidiennement des volumes massifs de données issues de sources hétérogènes : capteurs embarqués, opérations en temps réel, systèmes de maintenance, données clients, essais en vol. La transformation de ces données en informations stratégiques exploitables constitue un enjeu majeur de compétitivité.</w:t>
       </w:r>
     </w:p>
     <w:p>
@@ -335,7 +408,25 @@
           <w:sz w:val="22"/>
           <w:szCs w:val="22"/>
         </w:rPr>
-        <w:t>Suite à l'analyse approfondie du cahier des charges transmis par Aéroworld et à une phase de questionnement des besoins exprimés (posture conseil), j'ai identifié et structuré les besoins métiers suivants, organisés par domaine fonctionnel.</w:t>
+        <w:t xml:space="preserve">Suite à l'analyse approfondie du cahier des charges transmis par </w:t>
+      </w:r>
+      <w:proofErr w:type="spellStart"/>
+      <w:r>
+        <w:rPr>
+          <w:rFonts w:ascii="Arial" w:eastAsia="Arial" w:hAnsi="Arial" w:cs="Arial"/>
+          <w:sz w:val="22"/>
+          <w:szCs w:val="22"/>
+        </w:rPr>
+        <w:t>Aéroworld</w:t>
+      </w:r>
+      <w:proofErr w:type="spellEnd"/>
+      <w:r>
+        <w:rPr>
+          <w:rFonts w:ascii="Arial" w:eastAsia="Arial" w:hAnsi="Arial" w:cs="Arial"/>
+          <w:sz w:val="22"/>
+          <w:szCs w:val="22"/>
+        </w:rPr>
+        <w:t xml:space="preserve"> et à une phase de questionnement des besoins exprimés (posture conseil), j'ai identifié et structuré les besoins métiers suivants, organisés par domaine fonctionnel.</w:t>
       </w:r>
     </w:p>
     <w:p>
@@ -377,12 +468,6 @@
         <w:gridCol w:w="3638"/>
       </w:tblGrid>
       <w:tr>
-        <w:tblPrEx>
-          <w:tblCellMar>
-            <w:top w:w="0" w:type="dxa"/>
-            <w:bottom w:w="0" w:type="dxa"/>
-          </w:tblCellMar>
-        </w:tblPrEx>
         <w:tc>
           <w:tcPr>
             <w:tcW w:w="2800" w:type="dxa"/>
@@ -469,12 +554,6 @@
         </w:tc>
       </w:tr>
       <w:tr>
-        <w:tblPrEx>
-          <w:tblCellMar>
-            <w:top w:w="0" w:type="dxa"/>
-            <w:bottom w:w="0" w:type="dxa"/>
-          </w:tblCellMar>
-        </w:tblPrEx>
         <w:tc>
           <w:tcPr>
             <w:tcW w:w="2800" w:type="dxa"/>
@@ -555,12 +634,6 @@
         </w:tc>
       </w:tr>
       <w:tr>
-        <w:tblPrEx>
-          <w:tblCellMar>
-            <w:top w:w="0" w:type="dxa"/>
-            <w:bottom w:w="0" w:type="dxa"/>
-          </w:tblCellMar>
-        </w:tblPrEx>
         <w:tc>
           <w:tcPr>
             <w:tcW w:w="2800" w:type="dxa"/>
@@ -583,8 +656,16 @@
               <w:rPr>
                 <w:rFonts w:ascii="Arial" w:eastAsia="Arial" w:hAnsi="Arial" w:cs="Arial"/>
               </w:rPr>
-              <w:t>Visualisation &amp; Reporting</w:t>
-            </w:r>
+              <w:t xml:space="preserve">Visualisation &amp; </w:t>
+            </w:r>
+            <w:proofErr w:type="spellStart"/>
+            <w:r>
+              <w:rPr>
+                <w:rFonts w:ascii="Arial" w:eastAsia="Arial" w:hAnsi="Arial" w:cs="Arial"/>
+              </w:rPr>
+              <w:t>Reporting</w:t>
+            </w:r>
+            <w:proofErr w:type="spellEnd"/>
           </w:p>
         </w:tc>
         <w:tc>
@@ -631,22 +712,24 @@
             </w:tcMar>
           </w:tcPr>
           <w:p>
-            <w:r>
-              <w:rPr>
-                <w:rFonts w:ascii="Arial" w:eastAsia="Arial" w:hAnsi="Arial" w:cs="Arial"/>
-              </w:rPr>
-              <w:t>Dashboards interactifs (Power BI/Tableau) avec KPIs définis en co-construction avec les métiers</w:t>
+            <w:proofErr w:type="spellStart"/>
+            <w:r>
+              <w:rPr>
+                <w:rFonts w:ascii="Arial" w:eastAsia="Arial" w:hAnsi="Arial" w:cs="Arial"/>
+              </w:rPr>
+              <w:t>Dashboards</w:t>
+            </w:r>
+            <w:proofErr w:type="spellEnd"/>
+            <w:r>
+              <w:rPr>
+                <w:rFonts w:ascii="Arial" w:eastAsia="Arial" w:hAnsi="Arial" w:cs="Arial"/>
+              </w:rPr>
+              <w:t xml:space="preserve"> interactifs (Power BI/Tableau) avec KPIs définis en co-construction avec les métiers</w:t>
             </w:r>
           </w:p>
         </w:tc>
       </w:tr>
       <w:tr>
-        <w:tblPrEx>
-          <w:tblCellMar>
-            <w:top w:w="0" w:type="dxa"/>
-            <w:bottom w:w="0" w:type="dxa"/>
-          </w:tblCellMar>
-        </w:tblPrEx>
         <w:tc>
           <w:tcPr>
             <w:tcW w:w="2800" w:type="dxa"/>
@@ -727,12 +810,6 @@
         </w:tc>
       </w:tr>
       <w:tr>
-        <w:tblPrEx>
-          <w:tblCellMar>
-            <w:top w:w="0" w:type="dxa"/>
-            <w:bottom w:w="0" w:type="dxa"/>
-          </w:tblCellMar>
-        </w:tblPrEx>
         <w:tc>
           <w:tcPr>
             <w:tcW w:w="2800" w:type="dxa"/>
@@ -813,12 +890,6 @@
         </w:tc>
       </w:tr>
       <w:tr>
-        <w:tblPrEx>
-          <w:tblCellMar>
-            <w:top w:w="0" w:type="dxa"/>
-            <w:bottom w:w="0" w:type="dxa"/>
-          </w:tblCellMar>
-        </w:tblPrEx>
         <w:tc>
           <w:tcPr>
             <w:tcW w:w="2800" w:type="dxa"/>
@@ -899,12 +970,6 @@
         </w:tc>
       </w:tr>
       <w:tr>
-        <w:tblPrEx>
-          <w:tblCellMar>
-            <w:top w:w="0" w:type="dxa"/>
-            <w:bottom w:w="0" w:type="dxa"/>
-          </w:tblCellMar>
-        </w:tblPrEx>
         <w:tc>
           <w:tcPr>
             <w:tcW w:w="2800" w:type="dxa"/>
@@ -1044,12 +1109,6 @@
         <w:gridCol w:w="3038"/>
       </w:tblGrid>
       <w:tr>
-        <w:tblPrEx>
-          <w:tblCellMar>
-            <w:top w:w="0" w:type="dxa"/>
-            <w:bottom w:w="0" w:type="dxa"/>
-          </w:tblCellMar>
-        </w:tblPrEx>
         <w:tc>
           <w:tcPr>
             <w:tcW w:w="2800" w:type="dxa"/>
@@ -1136,12 +1195,6 @@
         </w:tc>
       </w:tr>
       <w:tr>
-        <w:tblPrEx>
-          <w:tblCellMar>
-            <w:top w:w="0" w:type="dxa"/>
-            <w:bottom w:w="0" w:type="dxa"/>
-          </w:tblCellMar>
-        </w:tblPrEx>
         <w:tc>
           <w:tcPr>
             <w:tcW w:w="2800" w:type="dxa"/>
@@ -1234,12 +1287,6 @@
         </w:tc>
       </w:tr>
       <w:tr>
-        <w:tblPrEx>
-          <w:tblCellMar>
-            <w:top w:w="0" w:type="dxa"/>
-            <w:bottom w:w="0" w:type="dxa"/>
-          </w:tblCellMar>
-        </w:tblPrEx>
         <w:tc>
           <w:tcPr>
             <w:tcW w:w="2800" w:type="dxa"/>
@@ -1332,12 +1379,6 @@
         </w:tc>
       </w:tr>
       <w:tr>
-        <w:tblPrEx>
-          <w:tblCellMar>
-            <w:top w:w="0" w:type="dxa"/>
-            <w:bottom w:w="0" w:type="dxa"/>
-          </w:tblCellMar>
-        </w:tblPrEx>
         <w:tc>
           <w:tcPr>
             <w:tcW w:w="2800" w:type="dxa"/>
@@ -1430,12 +1471,6 @@
         </w:tc>
       </w:tr>
       <w:tr>
-        <w:tblPrEx>
-          <w:tblCellMar>
-            <w:top w:w="0" w:type="dxa"/>
-            <w:bottom w:w="0" w:type="dxa"/>
-          </w:tblCellMar>
-        </w:tblPrEx>
         <w:tc>
           <w:tcPr>
             <w:tcW w:w="2800" w:type="dxa"/>
@@ -1528,12 +1563,6 @@
         </w:tc>
       </w:tr>
       <w:tr>
-        <w:tblPrEx>
-          <w:tblCellMar>
-            <w:top w:w="0" w:type="dxa"/>
-            <w:bottom w:w="0" w:type="dxa"/>
-          </w:tblCellMar>
-        </w:tblPrEx>
         <w:tc>
           <w:tcPr>
             <w:tcW w:w="2800" w:type="dxa"/>
@@ -1626,12 +1655,6 @@
         </w:tc>
       </w:tr>
       <w:tr>
-        <w:tblPrEx>
-          <w:tblCellMar>
-            <w:top w:w="0" w:type="dxa"/>
-            <w:bottom w:w="0" w:type="dxa"/>
-          </w:tblCellMar>
-        </w:tblPrEx>
         <w:tc>
           <w:tcPr>
             <w:tcW w:w="2800" w:type="dxa"/>
@@ -1833,7 +1856,25 @@
           <w:sz w:val="22"/>
           <w:szCs w:val="22"/>
         </w:rPr>
-        <w:t>Interopérabilité entre les systèmes legacy et les nouvelles plateformes cloud/data</w:t>
+        <w:t xml:space="preserve">Interopérabilité entre les systèmes </w:t>
+      </w:r>
+      <w:proofErr w:type="spellStart"/>
+      <w:r>
+        <w:rPr>
+          <w:rFonts w:ascii="Arial" w:eastAsia="Arial" w:hAnsi="Arial" w:cs="Arial"/>
+          <w:sz w:val="22"/>
+          <w:szCs w:val="22"/>
+        </w:rPr>
+        <w:t>legacy</w:t>
+      </w:r>
+      <w:proofErr w:type="spellEnd"/>
+      <w:r>
+        <w:rPr>
+          <w:rFonts w:ascii="Arial" w:eastAsia="Arial" w:hAnsi="Arial" w:cs="Arial"/>
+          <w:sz w:val="22"/>
+          <w:szCs w:val="22"/>
+        </w:rPr>
+        <w:t xml:space="preserve"> et les nouvelles plateformes cloud/data</w:t>
       </w:r>
     </w:p>
     <w:p>
@@ -1921,7 +1962,25 @@
           <w:sz w:val="22"/>
           <w:szCs w:val="22"/>
         </w:rPr>
-        <w:t>Besoin de montée en compétence rapide des data stewards et data owners dans chaque département</w:t>
+        <w:t xml:space="preserve">Besoin de montée en compétence rapide des data stewards et data </w:t>
+      </w:r>
+      <w:proofErr w:type="spellStart"/>
+      <w:r>
+        <w:rPr>
+          <w:rFonts w:ascii="Arial" w:eastAsia="Arial" w:hAnsi="Arial" w:cs="Arial"/>
+          <w:sz w:val="22"/>
+          <w:szCs w:val="22"/>
+        </w:rPr>
+        <w:t>owners</w:t>
+      </w:r>
+      <w:proofErr w:type="spellEnd"/>
+      <w:r>
+        <w:rPr>
+          <w:rFonts w:ascii="Arial" w:eastAsia="Arial" w:hAnsi="Arial" w:cs="Arial"/>
+          <w:sz w:val="22"/>
+          <w:szCs w:val="22"/>
+        </w:rPr>
+        <w:t xml:space="preserve"> dans chaque département</w:t>
       </w:r>
     </w:p>
     <w:p>
@@ -2052,12 +2111,6 @@
         <w:gridCol w:w="3838"/>
       </w:tblGrid>
       <w:tr>
-        <w:tblPrEx>
-          <w:tblCellMar>
-            <w:top w:w="0" w:type="dxa"/>
-            <w:bottom w:w="0" w:type="dxa"/>
-          </w:tblCellMar>
-        </w:tblPrEx>
         <w:tc>
           <w:tcPr>
             <w:tcW w:w="2800" w:type="dxa"/>
@@ -2173,12 +2226,6 @@
         </w:tc>
       </w:tr>
       <w:tr>
-        <w:tblPrEx>
-          <w:tblCellMar>
-            <w:top w:w="0" w:type="dxa"/>
-            <w:bottom w:w="0" w:type="dxa"/>
-          </w:tblCellMar>
-        </w:tblPrEx>
         <w:tc>
           <w:tcPr>
             <w:tcW w:w="2800" w:type="dxa"/>
@@ -2285,12 +2332,6 @@
         </w:tc>
       </w:tr>
       <w:tr>
-        <w:tblPrEx>
-          <w:tblCellMar>
-            <w:top w:w="0" w:type="dxa"/>
-            <w:bottom w:w="0" w:type="dxa"/>
-          </w:tblCellMar>
-        </w:tblPrEx>
         <w:tc>
           <w:tcPr>
             <w:tcW w:w="2800" w:type="dxa"/>
@@ -2397,12 +2438,6 @@
         </w:tc>
       </w:tr>
       <w:tr>
-        <w:tblPrEx>
-          <w:tblCellMar>
-            <w:top w:w="0" w:type="dxa"/>
-            <w:bottom w:w="0" w:type="dxa"/>
-          </w:tblCellMar>
-        </w:tblPrEx>
         <w:tc>
           <w:tcPr>
             <w:tcW w:w="2800" w:type="dxa"/>
@@ -2509,12 +2544,6 @@
         </w:tc>
       </w:tr>
       <w:tr>
-        <w:tblPrEx>
-          <w:tblCellMar>
-            <w:top w:w="0" w:type="dxa"/>
-            <w:bottom w:w="0" w:type="dxa"/>
-          </w:tblCellMar>
-        </w:tblPrEx>
         <w:tc>
           <w:tcPr>
             <w:tcW w:w="2800" w:type="dxa"/>
@@ -2621,12 +2650,6 @@
         </w:tc>
       </w:tr>
       <w:tr>
-        <w:tblPrEx>
-          <w:tblCellMar>
-            <w:top w:w="0" w:type="dxa"/>
-            <w:bottom w:w="0" w:type="dxa"/>
-          </w:tblCellMar>
-        </w:tblPrEx>
         <w:tc>
           <w:tcPr>
             <w:tcW w:w="2800" w:type="dxa"/>
@@ -2784,7 +2807,25 @@
           <w:sz w:val="22"/>
           <w:szCs w:val="22"/>
         </w:rPr>
-        <w:t>Sur la base de l'analyse des besoins et des contraintes, je recommande une architecture data moderne en trois couches, communément appelée Architecture Lambda ou Medallion Architecture :</w:t>
+        <w:t xml:space="preserve">Sur la base de l'analyse des besoins et des contraintes, je recommande une architecture data moderne en trois couches, communément appelée Architecture Lambda ou </w:t>
+      </w:r>
+      <w:proofErr w:type="spellStart"/>
+      <w:r>
+        <w:rPr>
+          <w:rFonts w:ascii="Arial" w:eastAsia="Arial" w:hAnsi="Arial" w:cs="Arial"/>
+          <w:sz w:val="22"/>
+          <w:szCs w:val="22"/>
+        </w:rPr>
+        <w:t>Medallion</w:t>
+      </w:r>
+      <w:proofErr w:type="spellEnd"/>
+      <w:r>
+        <w:rPr>
+          <w:rFonts w:ascii="Arial" w:eastAsia="Arial" w:hAnsi="Arial" w:cs="Arial"/>
+          <w:sz w:val="22"/>
+          <w:szCs w:val="22"/>
+        </w:rPr>
+        <w:t xml:space="preserve"> Architecture :</w:t>
       </w:r>
     </w:p>
     <w:p>
@@ -2854,8 +2895,21 @@
           <w:sz w:val="24"/>
           <w:szCs w:val="24"/>
         </w:rPr>
-        <w:t>4.2 Recommandations pour la visualisation et le reporting</w:t>
-      </w:r>
+        <w:t xml:space="preserve">4.2 Recommandations pour la visualisation et le </w:t>
+      </w:r>
+      <w:proofErr w:type="spellStart"/>
+      <w:r>
+        <w:rPr>
+          <w:rFonts w:ascii="Arial" w:eastAsia="Arial" w:hAnsi="Arial" w:cs="Arial"/>
+          <w:b/>
+          <w:bCs/>
+          <w:color w:val="2E75B6"/>
+          <w:sz w:val="24"/>
+          <w:szCs w:val="24"/>
+        </w:rPr>
+        <w:t>reporting</w:t>
+      </w:r>
+      <w:proofErr w:type="spellEnd"/>
     </w:p>
     <w:p>
       <w:pPr>
@@ -2872,7 +2926,25 @@
           <w:sz w:val="22"/>
           <w:szCs w:val="22"/>
         </w:rPr>
-        <w:t>Déployer Power BI ou Tableau Software comme standard d'entreprise pour la création de dashboards choix à valider avec la DSI selon les contraintes de licences et d'intégration</w:t>
+        <w:t xml:space="preserve">Déployer Power BI ou Tableau Software comme standard d'entreprise pour la création de </w:t>
+      </w:r>
+      <w:proofErr w:type="spellStart"/>
+      <w:r>
+        <w:rPr>
+          <w:rFonts w:ascii="Arial" w:eastAsia="Arial" w:hAnsi="Arial" w:cs="Arial"/>
+          <w:sz w:val="22"/>
+          <w:szCs w:val="22"/>
+        </w:rPr>
+        <w:t>dashboards</w:t>
+      </w:r>
+      <w:proofErr w:type="spellEnd"/>
+      <w:r>
+        <w:rPr>
+          <w:rFonts w:ascii="Arial" w:eastAsia="Arial" w:hAnsi="Arial" w:cs="Arial"/>
+          <w:sz w:val="22"/>
+          <w:szCs w:val="22"/>
+        </w:rPr>
+        <w:t xml:space="preserve"> choix à valider avec la DSI selon les contraintes de licences et d'intégration</w:t>
       </w:r>
     </w:p>
     <w:p>
@@ -2908,7 +2980,43 @@
           <w:sz w:val="22"/>
           <w:szCs w:val="22"/>
         </w:rPr>
-        <w:t>Former les équipes clés (data analysts, business analysts) à l'autonomie sur les outils de visualisation via des sessions progressives</w:t>
+        <w:t xml:space="preserve">Former les équipes clés (data </w:t>
+      </w:r>
+      <w:proofErr w:type="spellStart"/>
+      <w:r>
+        <w:rPr>
+          <w:rFonts w:ascii="Arial" w:eastAsia="Arial" w:hAnsi="Arial" w:cs="Arial"/>
+          <w:sz w:val="22"/>
+          <w:szCs w:val="22"/>
+        </w:rPr>
+        <w:t>analysts</w:t>
+      </w:r>
+      <w:proofErr w:type="spellEnd"/>
+      <w:r>
+        <w:rPr>
+          <w:rFonts w:ascii="Arial" w:eastAsia="Arial" w:hAnsi="Arial" w:cs="Arial"/>
+          <w:sz w:val="22"/>
+          <w:szCs w:val="22"/>
+        </w:rPr>
+        <w:t xml:space="preserve">, business </w:t>
+      </w:r>
+      <w:proofErr w:type="spellStart"/>
+      <w:r>
+        <w:rPr>
+          <w:rFonts w:ascii="Arial" w:eastAsia="Arial" w:hAnsi="Arial" w:cs="Arial"/>
+          <w:sz w:val="22"/>
+          <w:szCs w:val="22"/>
+        </w:rPr>
+        <w:t>analysts</w:t>
+      </w:r>
+      <w:proofErr w:type="spellEnd"/>
+      <w:r>
+        <w:rPr>
+          <w:rFonts w:ascii="Arial" w:eastAsia="Arial" w:hAnsi="Arial" w:cs="Arial"/>
+          <w:sz w:val="22"/>
+          <w:szCs w:val="22"/>
+        </w:rPr>
+        <w:t>) à l'autonomie sur les outils de visualisation via des sessions progressives</w:t>
       </w:r>
     </w:p>
     <w:p>
@@ -2944,7 +3052,25 @@
           <w:sz w:val="22"/>
           <w:szCs w:val="22"/>
         </w:rPr>
-        <w:t>Mettre en place un processus de validation des dashboards avec les métiers avant déploiement en production</w:t>
+        <w:t xml:space="preserve">Mettre en place un processus de validation des </w:t>
+      </w:r>
+      <w:proofErr w:type="spellStart"/>
+      <w:r>
+        <w:rPr>
+          <w:rFonts w:ascii="Arial" w:eastAsia="Arial" w:hAnsi="Arial" w:cs="Arial"/>
+          <w:sz w:val="22"/>
+          <w:szCs w:val="22"/>
+        </w:rPr>
+        <w:t>dashboards</w:t>
+      </w:r>
+      <w:proofErr w:type="spellEnd"/>
+      <w:r>
+        <w:rPr>
+          <w:rFonts w:ascii="Arial" w:eastAsia="Arial" w:hAnsi="Arial" w:cs="Arial"/>
+          <w:sz w:val="22"/>
+          <w:szCs w:val="22"/>
+        </w:rPr>
+        <w:t xml:space="preserve"> avec les métiers avant déploiement en production</w:t>
       </w:r>
     </w:p>
     <w:p>
@@ -2987,12 +3113,6 @@
         <w:gridCol w:w="3038"/>
       </w:tblGrid>
       <w:tr>
-        <w:tblPrEx>
-          <w:tblCellMar>
-            <w:top w:w="0" w:type="dxa"/>
-            <w:bottom w:w="0" w:type="dxa"/>
-          </w:tblCellMar>
-        </w:tblPrEx>
         <w:tc>
           <w:tcPr>
             <w:tcW w:w="2000" w:type="dxa"/>
@@ -3107,12 +3227,6 @@
         </w:tc>
       </w:tr>
       <w:tr>
-        <w:tblPrEx>
-          <w:tblCellMar>
-            <w:top w:w="0" w:type="dxa"/>
-            <w:bottom w:w="0" w:type="dxa"/>
-          </w:tblCellMar>
-        </w:tblPrEx>
         <w:tc>
           <w:tcPr>
             <w:tcW w:w="2000" w:type="dxa"/>
@@ -3231,12 +3345,6 @@
         </w:tc>
       </w:tr>
       <w:tr>
-        <w:tblPrEx>
-          <w:tblCellMar>
-            <w:top w:w="0" w:type="dxa"/>
-            <w:bottom w:w="0" w:type="dxa"/>
-          </w:tblCellMar>
-        </w:tblPrEx>
         <w:tc>
           <w:tcPr>
             <w:tcW w:w="2000" w:type="dxa"/>
@@ -3344,12 +3452,6 @@
         </w:tc>
       </w:tr>
       <w:tr>
-        <w:tblPrEx>
-          <w:tblCellMar>
-            <w:top w:w="0" w:type="dxa"/>
-            <w:bottom w:w="0" w:type="dxa"/>
-          </w:tblCellMar>
-        </w:tblPrEx>
         <w:tc>
           <w:tcPr>
             <w:tcW w:w="2000" w:type="dxa"/>
@@ -3424,7 +3526,21 @@
               <w:rPr>
                 <w:rFonts w:ascii="Arial" w:eastAsia="Arial" w:hAnsi="Arial" w:cs="Arial"/>
               </w:rPr>
-              <w:t>Développement des dashboards, formation des équipes, mise en production</w:t>
+              <w:t xml:space="preserve">Développement des </w:t>
+            </w:r>
+            <w:proofErr w:type="spellStart"/>
+            <w:r>
+              <w:rPr>
+                <w:rFonts w:ascii="Arial" w:eastAsia="Arial" w:hAnsi="Arial" w:cs="Arial"/>
+              </w:rPr>
+              <w:t>dashboards</w:t>
+            </w:r>
+            <w:proofErr w:type="spellEnd"/>
+            <w:r>
+              <w:rPr>
+                <w:rFonts w:ascii="Arial" w:eastAsia="Arial" w:hAnsi="Arial" w:cs="Arial"/>
+              </w:rPr>
+              <w:t>, formation des équipes, mise en production</w:t>
             </w:r>
           </w:p>
         </w:tc>
@@ -3450,18 +3566,26 @@
               <w:rPr>
                 <w:rFonts w:ascii="Arial" w:eastAsia="Arial" w:hAnsi="Arial" w:cs="Arial"/>
               </w:rPr>
-              <w:t>10 dashboards métiers validés, équipes formées</w:t>
+              <w:t xml:space="preserve">10 </w:t>
+            </w:r>
+            <w:proofErr w:type="spellStart"/>
+            <w:r>
+              <w:rPr>
+                <w:rFonts w:ascii="Arial" w:eastAsia="Arial" w:hAnsi="Arial" w:cs="Arial"/>
+              </w:rPr>
+              <w:t>dashboards</w:t>
+            </w:r>
+            <w:proofErr w:type="spellEnd"/>
+            <w:r>
+              <w:rPr>
+                <w:rFonts w:ascii="Arial" w:eastAsia="Arial" w:hAnsi="Arial" w:cs="Arial"/>
+              </w:rPr>
+              <w:t xml:space="preserve"> métiers validés, équipes formées</w:t>
             </w:r>
           </w:p>
         </w:tc>
       </w:tr>
       <w:tr>
-        <w:tblPrEx>
-          <w:tblCellMar>
-            <w:top w:w="0" w:type="dxa"/>
-            <w:bottom w:w="0" w:type="dxa"/>
-          </w:tblCellMar>
-        </w:tblPrEx>
         <w:tc>
           <w:tcPr>
             <w:tcW w:w="2000" w:type="dxa"/>
@@ -3603,7 +3727,61 @@
           <w:sz w:val="22"/>
           <w:szCs w:val="22"/>
         </w:rPr>
-        <w:t>En tant que consultant Data Analyst, mon approche ne consiste pas uniquement à répondre aux demandes exprimées mais à challenger les besoins pour apporter une valeur stratégique maximale. L'analyse réalisée pour Aéroworld révèle que les enjeux data vont bien au-delà de la simple mise en place d'outils techniques : il s'agit d'une véritable transformation culturelle vers une organisation data-driven.</w:t>
+        <w:t xml:space="preserve">En tant que consultant Data </w:t>
+      </w:r>
+      <w:proofErr w:type="spellStart"/>
+      <w:r>
+        <w:rPr>
+          <w:rFonts w:ascii="Arial" w:eastAsia="Arial" w:hAnsi="Arial" w:cs="Arial"/>
+          <w:sz w:val="22"/>
+          <w:szCs w:val="22"/>
+        </w:rPr>
+        <w:t>Analyst</w:t>
+      </w:r>
+      <w:proofErr w:type="spellEnd"/>
+      <w:r>
+        <w:rPr>
+          <w:rFonts w:ascii="Arial" w:eastAsia="Arial" w:hAnsi="Arial" w:cs="Arial"/>
+          <w:sz w:val="22"/>
+          <w:szCs w:val="22"/>
+        </w:rPr>
+        <w:t xml:space="preserve">, mon approche ne consiste pas uniquement à répondre aux demandes exprimées mais à challenger les besoins pour apporter une valeur stratégique maximale. L'analyse réalisée pour </w:t>
+      </w:r>
+      <w:proofErr w:type="spellStart"/>
+      <w:r>
+        <w:rPr>
+          <w:rFonts w:ascii="Arial" w:eastAsia="Arial" w:hAnsi="Arial" w:cs="Arial"/>
+          <w:sz w:val="22"/>
+          <w:szCs w:val="22"/>
+        </w:rPr>
+        <w:t>Aéroworld</w:t>
+      </w:r>
+      <w:proofErr w:type="spellEnd"/>
+      <w:r>
+        <w:rPr>
+          <w:rFonts w:ascii="Arial" w:eastAsia="Arial" w:hAnsi="Arial" w:cs="Arial"/>
+          <w:sz w:val="22"/>
+          <w:szCs w:val="22"/>
+        </w:rPr>
+        <w:t xml:space="preserve"> révèle que les enjeux data vont bien au-delà de la simple mise en place d'outils techniques : il s'agit d'une véritable transformation culturelle vers une organisation data-</w:t>
+      </w:r>
+      <w:proofErr w:type="spellStart"/>
+      <w:r>
+        <w:rPr>
+          <w:rFonts w:ascii="Arial" w:eastAsia="Arial" w:hAnsi="Arial" w:cs="Arial"/>
+          <w:sz w:val="22"/>
+          <w:szCs w:val="22"/>
+        </w:rPr>
+        <w:t>driven</w:t>
+      </w:r>
+      <w:proofErr w:type="spellEnd"/>
+      <w:r>
+        <w:rPr>
+          <w:rFonts w:ascii="Arial" w:eastAsia="Arial" w:hAnsi="Arial" w:cs="Arial"/>
+          <w:sz w:val="22"/>
+          <w:szCs w:val="22"/>
+        </w:rPr>
+        <w:t>.</w:t>
       </w:r>
     </w:p>
     <w:p>
@@ -3631,26 +3809,46 @@
           <w:sz w:val="22"/>
           <w:szCs w:val="22"/>
         </w:rPr>
-        <w:t>Ce rapport constitue le point de départ d'échanges collaboratifs avec les différentes parties prenantes d'Aéroworld. Les recommandations seront affinées lors d'ateliers de co-construction et de sessions de validation avec les équipes métiers, dans une approche agile et itérative.</w:t>
-      </w:r>
-    </w:p>
-    <w:p>
-      <w:pPr>
-        <w:spacing w:before="600"/>
-      </w:pPr>
+        <w:t>Ce rapport constitue le point de départ d'échanges collaboratifs avec les différentes parties prenantes d'</w:t>
+      </w:r>
+      <w:proofErr w:type="spellStart"/>
+      <w:r>
+        <w:rPr>
+          <w:rFonts w:ascii="Arial" w:eastAsia="Arial" w:hAnsi="Arial" w:cs="Arial"/>
+          <w:sz w:val="22"/>
+          <w:szCs w:val="22"/>
+        </w:rPr>
+        <w:t>Aéroworld</w:t>
+      </w:r>
+      <w:proofErr w:type="spellEnd"/>
+      <w:r>
+        <w:rPr>
+          <w:rFonts w:ascii="Arial" w:eastAsia="Arial" w:hAnsi="Arial" w:cs="Arial"/>
+          <w:sz w:val="22"/>
+          <w:szCs w:val="22"/>
+        </w:rPr>
+        <w:t>. Les recommandations seront affinées lors d'ateliers de co-construction et de sessions de validation avec les équipes métiers, dans une approche agile et itérative.</w:t>
+      </w:r>
     </w:p>
     <w:p>
       <w:pPr>
         <w:jc w:val="right"/>
-      </w:pPr>
-      <w:r>
         <w:rPr>
           <w:rFonts w:ascii="Arial" w:eastAsia="Arial" w:hAnsi="Arial" w:cs="Arial"/>
           <w:i/>
           <w:iCs/>
         </w:rPr>
-        <w:t>Fait le 23/02/2026</w:t>
-      </w:r>
+      </w:pPr>
+    </w:p>
+    <w:p>
+      <w:pPr>
+        <w:jc w:val="right"/>
+        <w:rPr>
+          <w:rFonts w:ascii="Arial" w:eastAsia="Arial" w:hAnsi="Arial" w:cs="Arial"/>
+          <w:i/>
+          <w:iCs/>
+        </w:rPr>
+      </w:pPr>
     </w:p>
     <w:p>
       <w:pPr>
@@ -3661,13 +3859,23 @@
           <w:bCs/>
         </w:rPr>
       </w:pPr>
+      <w:proofErr w:type="spellStart"/>
       <w:r>
         <w:rPr>
           <w:rFonts w:ascii="Arial" w:eastAsia="Arial" w:hAnsi="Arial" w:cs="Arial"/>
           <w:b/>
           <w:bCs/>
         </w:rPr>
-        <w:t>Nzeutom Lucien</w:t>
+        <w:t>Nzeutom</w:t>
+      </w:r>
+      <w:proofErr w:type="spellEnd"/>
+      <w:r>
+        <w:rPr>
+          <w:rFonts w:ascii="Arial" w:eastAsia="Arial" w:hAnsi="Arial" w:cs="Arial"/>
+          <w:b/>
+          <w:bCs/>
+        </w:rPr>
+        <w:t xml:space="preserve"> Lucien</w:t>
       </w:r>
     </w:p>
     <w:p>
@@ -3678,7 +3886,21 @@
         <w:rPr>
           <w:rFonts w:ascii="Arial" w:eastAsia="Arial" w:hAnsi="Arial" w:cs="Arial"/>
         </w:rPr>
-        <w:t>Data Analyst | Chef de Projet Data</w:t>
+        <w:t xml:space="preserve">Data </w:t>
+      </w:r>
+      <w:proofErr w:type="spellStart"/>
+      <w:r>
+        <w:rPr>
+          <w:rFonts w:ascii="Arial" w:eastAsia="Arial" w:hAnsi="Arial" w:cs="Arial"/>
+        </w:rPr>
+        <w:t>Analyst</w:t>
+      </w:r>
+      <w:proofErr w:type="spellEnd"/>
+      <w:r>
+        <w:rPr>
+          <w:rFonts w:ascii="Arial" w:eastAsia="Arial" w:hAnsi="Arial" w:cs="Arial"/>
+        </w:rPr>
+        <w:t xml:space="preserve"> | Chef de Projet Data</w:t>
       </w:r>
     </w:p>
     <w:sectPr>
@@ -3778,8 +4000,19 @@
         <w:sz w:val="18"/>
         <w:szCs w:val="18"/>
       </w:rPr>
-      <w:t>Métiers Aéroworld</w:t>
+      <w:t xml:space="preserve">Métiers </w:t>
     </w:r>
+    <w:proofErr w:type="spellStart"/>
+    <w:r>
+      <w:rPr>
+        <w:rFonts w:ascii="Arial" w:eastAsia="Arial" w:hAnsi="Arial" w:cs="Arial"/>
+        <w:color w:val="888888"/>
+        <w:sz w:val="18"/>
+        <w:szCs w:val="18"/>
+      </w:rPr>
+      <w:t>Aéroworld</w:t>
+    </w:r>
+    <w:proofErr w:type="spellEnd"/>
   </w:p>
 </w:hdr>
 </file>
